--- a/agent/contract/templates/zhanweifu/simple-contract.docx
+++ b/agent/contract/templates/zhanweifu/simple-contract.docx
@@ -61,46 +61,46 @@
             </w:pPr>
             <w:r>
               <w:rPr>
+                <w:rFonts w:eastAsia="宋体" w:ascii="宋体" w:hAnsi="宋体"/>
+                <w:color w:val="000000"/>
+                <w:sz w:val="21"/>
+                <w:szCs w:val="20"/>
+              </w:rPr>
+              <w:t>合同编号:{{r contractNo }}</w:t>
+            </w:r>
+          </w:p>
+        </w:tc>
+        <w:tc>
+          <w:tcPr>
+            <w:tcW w:w="4621" w:type="dxa"/>
+            <w:noWrap w:val="0"/>
+            <w:vAlign w:val="top"/>
+          </w:tcPr>
+          <w:p>
+            <w:pPr>
+              <w:ind w:firstLine="1600" w:firstLineChars="800"/>
+              <w:jc w:val="left"/>
+              <w:rPr>
                 <w:rFonts w:eastAsia="仿宋"/>
                 <w:color w:val="000000"/>
                 <w:sz w:val="20"/>
                 <w:szCs w:val="20"/>
               </w:rPr>
-              <w:t>合同编号:{{r contractNo }}</w:t>
-            </w:r>
-          </w:p>
-        </w:tc>
-        <w:tc>
-          <w:tcPr>
-            <w:tcW w:w="4621" w:type="dxa"/>
-            <w:noWrap w:val="0"/>
-            <w:vAlign w:val="top"/>
-          </w:tcPr>
-          <w:p>
-            <w:pPr>
-              <w:ind w:firstLine="1600" w:firstLineChars="800"/>
-              <w:jc w:val="left"/>
-              <w:rPr>
-                <w:rFonts w:eastAsia="仿宋"/>
-                <w:color w:val="000000"/>
-                <w:sz w:val="20"/>
+            </w:pPr>
+            <w:r>
+              <w:rPr>
+                <w:rFonts w:eastAsia="宋体" w:ascii="宋体" w:hAnsi="宋体"/>
+                <w:color w:val="000000"/>
+                <w:sz w:val="21"/>
                 <w:szCs w:val="20"/>
               </w:rPr>
-            </w:pPr>
-            <w:r>
-              <w:rPr>
-                <w:rFonts w:eastAsia="仿宋"/>
-                <w:color w:val="000000"/>
-                <w:sz w:val="20"/>
-                <w:szCs w:val="20"/>
-              </w:rPr>
               <w:t>签订地点：</w:t>
             </w:r>
             <w:r>
               <w:rPr>
-                <w:rFonts w:hint="eastAsia" w:eastAsia="仿宋"/>
-                <w:color w:val="000000"/>
-                <w:sz w:val="20"/>
+                <w:rFonts w:hint="eastAsia" w:eastAsia="宋体" w:ascii="宋体" w:hAnsi="宋体"/>
+                <w:color w:val="000000"/>
+                <w:sz w:val="21"/>
                 <w:szCs w:val="20"/>
               </w:rPr>
               <w:t>杭州市余杭区</w:t>
@@ -132,18 +132,18 @@
             </w:pPr>
             <w:r>
               <w:rPr>
-                <w:rFonts w:eastAsia="仿宋"/>
-                <w:color w:val="000000"/>
-                <w:sz w:val="20"/>
+                <w:rFonts w:eastAsia="宋体" w:ascii="宋体" w:hAnsi="宋体"/>
+                <w:color w:val="000000"/>
+                <w:sz w:val="21"/>
                 <w:szCs w:val="20"/>
               </w:rPr>
               <w:t>签订日期: {{r signYear }} 年 {{r signMonth }} 月 {{r signDay }} 日</w:t>
             </w:r>
             <w:r>
               <w:rPr>
-                <w:rFonts w:hint="eastAsia" w:eastAsia="仿宋"/>
-                <w:color w:val="000000"/>
-                <w:sz w:val="20"/>
+                <w:rFonts w:hint="eastAsia" w:eastAsia="宋体" w:ascii="宋体" w:hAnsi="宋体"/>
+                <w:color w:val="000000"/>
+                <w:sz w:val="21"/>
                 <w:szCs w:val="20"/>
                 <w:lang w:val="en-US" w:eastAsia="zh-CN"/>
               </w:rPr>
@@ -184,8 +184,9 @@
       </w:pPr>
       <w:r>
         <w:rPr>
-          <w:rFonts w:eastAsia="仿宋"/>
+          <w:rFonts w:eastAsia="宋体" w:ascii="宋体" w:hAnsi="宋体"/>
           <w:color w:val="000000"/>
+          <w:sz w:val="21"/>
           <w:szCs w:val="21"/>
         </w:rPr>
         <w:t xml:space="preserve">                                                              </w:t>
@@ -245,37 +246,108 @@
             </w:pPr>
             <w:r>
               <w:rPr>
+                <w:rFonts w:eastAsia="宋体" w:ascii="宋体" w:hAnsi="宋体"/>
+                <w:b/>
+                <w:color w:val="000000"/>
+                <w:sz w:val="21"/>
+                <w:szCs w:val="21"/>
+              </w:rPr>
+              <w:t>需方（甲方）</w:t>
+            </w:r>
+            <w:r>
+              <w:rPr>
+                <w:rFonts w:eastAsia="宋体" w:ascii="宋体" w:hAnsi="宋体"/>
+                <w:color w:val="000000"/>
+                <w:sz w:val="21"/>
+                <w:szCs w:val="21"/>
+              </w:rPr>
+              <w:t>：浙江沃乐科技</w:t>
+            </w:r>
+            <w:r>
+              <w:rPr>
+                <w:rFonts w:hint="eastAsia" w:eastAsia="宋体" w:ascii="宋体" w:hAnsi="宋体"/>
+                <w:color w:val="000000"/>
+                <w:sz w:val="21"/>
+                <w:szCs w:val="21"/>
+                <w:lang w:val="en-US" w:eastAsia="zh-CN"/>
+              </w:rPr>
+              <w:t>股份</w:t>
+            </w:r>
+            <w:r>
+              <w:rPr>
+                <w:rFonts w:eastAsia="宋体" w:ascii="宋体" w:hAnsi="宋体"/>
+                <w:color w:val="000000"/>
+                <w:sz w:val="21"/>
+                <w:szCs w:val="21"/>
+              </w:rPr>
+              <w:t>有限公司</w:t>
+            </w:r>
+          </w:p>
+          <w:p>
+            <w:pPr>
+              <w:spacing w:line="300" w:lineRule="atLeast"/>
+              <w:rPr>
                 <w:rFonts w:eastAsia="仿宋"/>
-                <w:b/>
-                <w:color w:val="000000"/>
-                <w:szCs w:val="21"/>
-              </w:rPr>
-              <w:t>需方（甲方）</w:t>
-            </w:r>
-            <w:r>
+                <w:color w:val="000000"/>
+                <w:szCs w:val="21"/>
+              </w:rPr>
+            </w:pPr>
+            <w:r>
+              <w:rPr>
+                <w:rFonts w:eastAsia="宋体" w:ascii="宋体" w:hAnsi="宋体"/>
+                <w:color w:val="000000"/>
+                <w:sz w:val="21"/>
+                <w:szCs w:val="21"/>
+              </w:rPr>
+              <w:t xml:space="preserve">地址： </w:t>
+            </w:r>
+            <w:r>
+              <w:rPr>
+                <w:rFonts w:hint="eastAsia" w:eastAsia="宋体" w:ascii="宋体" w:hAnsi="宋体"/>
+                <w:color w:val="000000"/>
+                <w:spacing w:val="-12"/>
+                <w:sz w:val="21"/>
+                <w:szCs w:val="21"/>
+              </w:rPr>
+              <w:t>浙江省杭州市余杭区仓前街道仓兴街397号18幢5层 </w:t>
+            </w:r>
+          </w:p>
+          <w:p>
+            <w:pPr>
+              <w:spacing w:line="300" w:lineRule="atLeast"/>
               <w:rPr>
                 <w:rFonts w:eastAsia="仿宋"/>
                 <w:color w:val="000000"/>
                 <w:szCs w:val="21"/>
               </w:rPr>
-              <w:t>：浙江沃乐科技</w:t>
-            </w:r>
-            <w:r>
-              <w:rPr>
-                <w:rFonts w:hint="eastAsia" w:eastAsia="仿宋"/>
-                <w:color w:val="000000"/>
-                <w:szCs w:val="21"/>
-                <w:lang w:val="en-US" w:eastAsia="zh-CN"/>
-              </w:rPr>
-              <w:t>股份</w:t>
-            </w:r>
-            <w:r>
+            </w:pPr>
+            <w:r>
+              <w:rPr>
+                <w:rFonts w:eastAsia="宋体" w:ascii="宋体" w:hAnsi="宋体"/>
+                <w:color w:val="000000"/>
+                <w:sz w:val="21"/>
+                <w:szCs w:val="21"/>
+              </w:rPr>
+              <w:t>开户银行：上海浦东发展银行股份有限公司余杭科技城支行</w:t>
+            </w:r>
+          </w:p>
+          <w:p>
+            <w:pPr>
+              <w:spacing w:line="300" w:lineRule="atLeast"/>
               <w:rPr>
                 <w:rFonts w:eastAsia="仿宋"/>
                 <w:color w:val="000000"/>
                 <w:szCs w:val="21"/>
               </w:rPr>
-              <w:t>有限公司</w:t>
+            </w:pPr>
+            <w:r>
+              <w:rPr>
+                <w:rFonts w:eastAsia="宋体" w:ascii="宋体" w:hAnsi="宋体"/>
+                <w:color w:val="000000"/>
+                <w:sz w:val="21"/>
+                <w:szCs w:val="21"/>
+              </w:rPr>
+              <w:t xml:space="preserve">银行帐号：95260078801100000902 </w:t>
             </w:r>
           </w:p>
           <w:p>
@@ -289,71 +361,9 @@
             </w:pPr>
             <w:r>
               <w:rPr>
-                <w:rFonts w:eastAsia="仿宋"/>
-                <w:color w:val="000000"/>
-                <w:szCs w:val="21"/>
-              </w:rPr>
-              <w:t xml:space="preserve">地址： </w:t>
-            </w:r>
-            <w:r>
-              <w:rPr>
-                <w:rFonts w:hint="eastAsia" w:eastAsia="仿宋"/>
-                <w:color w:val="000000"/>
-                <w:spacing w:val="-12"/>
-                <w:szCs w:val="21"/>
-              </w:rPr>
-              <w:t>浙江省杭州市余杭区仓前街道仓兴街397号18幢5层 </w:t>
-            </w:r>
-          </w:p>
-          <w:p>
-            <w:pPr>
-              <w:spacing w:line="300" w:lineRule="atLeast"/>
-              <w:rPr>
-                <w:rFonts w:eastAsia="仿宋"/>
-                <w:color w:val="000000"/>
-                <w:szCs w:val="21"/>
-              </w:rPr>
-            </w:pPr>
-            <w:r>
-              <w:rPr>
-                <w:rFonts w:eastAsia="仿宋"/>
-                <w:color w:val="000000"/>
-                <w:szCs w:val="21"/>
-              </w:rPr>
-              <w:t>开户银行：上海浦东发展银行股份有限公司余杭科技城支行</w:t>
-            </w:r>
-          </w:p>
-          <w:p>
-            <w:pPr>
-              <w:spacing w:line="300" w:lineRule="atLeast"/>
-              <w:rPr>
-                <w:rFonts w:eastAsia="仿宋"/>
-                <w:color w:val="000000"/>
-                <w:szCs w:val="21"/>
-              </w:rPr>
-            </w:pPr>
-            <w:r>
-              <w:rPr>
-                <w:rFonts w:eastAsia="仿宋"/>
-                <w:color w:val="000000"/>
-                <w:szCs w:val="21"/>
-              </w:rPr>
-              <w:t xml:space="preserve">银行帐号：95260078801100000902 </w:t>
-            </w:r>
-          </w:p>
-          <w:p>
-            <w:pPr>
-              <w:spacing w:line="300" w:lineRule="atLeast"/>
-              <w:rPr>
-                <w:rFonts w:eastAsia="仿宋"/>
-                <w:color w:val="000000"/>
-                <w:szCs w:val="21"/>
-              </w:rPr>
-            </w:pPr>
-            <w:r>
-              <w:rPr>
-                <w:rFonts w:eastAsia="仿宋"/>
-                <w:color w:val="000000"/>
+                <w:rFonts w:eastAsia="宋体" w:ascii="宋体" w:hAnsi="宋体"/>
+                <w:color w:val="000000"/>
+                <w:sz w:val="21"/>
                 <w:szCs w:val="21"/>
               </w:rPr>
               <w:t>税号： 91330110MA2HYAEK1T(1/1)</w:t>
@@ -372,8 +382,9 @@
             </w:pPr>
             <w:r>
               <w:rPr>
-                <w:rFonts w:eastAsia="仿宋"/>
-                <w:color w:val="000000"/>
+                <w:rFonts w:eastAsia="宋体" w:ascii="宋体" w:hAnsi="宋体"/>
+                <w:color w:val="000000"/>
+                <w:sz w:val="21"/>
                 <w:szCs w:val="21"/>
               </w:rPr>
               <w:t xml:space="preserve">电话（Tel）：{{r buyerPhone }} </w:t>
@@ -392,26 +403,28 @@
             </w:pPr>
             <w:r>
               <w:rPr>
+                <w:rFonts w:eastAsia="宋体" w:ascii="宋体" w:hAnsi="宋体"/>
+                <w:color w:val="000000"/>
+                <w:sz w:val="21"/>
+                <w:szCs w:val="21"/>
+              </w:rPr>
+              <w:t xml:space="preserve">传真（Fax）：{{r buyerFax }} </w:t>
+            </w:r>
+          </w:p>
+          <w:p>
+            <w:pPr>
+              <w:spacing w:line="300" w:lineRule="atLeast"/>
+              <w:rPr>
                 <w:rFonts w:eastAsia="仿宋"/>
                 <w:color w:val="000000"/>
                 <w:szCs w:val="21"/>
               </w:rPr>
-              <w:t xml:space="preserve">传真（Fax）：{{r buyerFax }} </w:t>
-            </w:r>
-          </w:p>
-          <w:p>
-            <w:pPr>
-              <w:spacing w:line="300" w:lineRule="atLeast"/>
-              <w:rPr>
-                <w:rFonts w:eastAsia="仿宋"/>
-                <w:color w:val="000000"/>
-                <w:szCs w:val="21"/>
-              </w:rPr>
-            </w:pPr>
-            <w:r>
-              <w:rPr>
-                <w:rFonts w:eastAsia="仿宋"/>
-                <w:color w:val="000000"/>
+            </w:pPr>
+            <w:r>
+              <w:rPr>
+                <w:rFonts w:eastAsia="宋体" w:ascii="宋体" w:hAnsi="宋体"/>
+                <w:color w:val="000000"/>
+                <w:sz w:val="21"/>
                 <w:szCs w:val="21"/>
               </w:rPr>
               <w:t>联系人：{{r buyerContact }}</w:t>
@@ -448,9 +461,10 @@
             </w:pPr>
             <w:r>
               <w:rPr>
-                <w:rFonts w:hint="default" w:eastAsia="仿宋"/>
+                <w:rFonts w:hint="default" w:eastAsia="宋体" w:ascii="宋体" w:hAnsi="宋体"/>
                 <w:b/>
                 <w:color w:val="000000"/>
+                <w:sz w:val="21"/>
                 <w:szCs w:val="21"/>
                 <w:highlight w:val="none"/>
               </w:rPr>
@@ -458,16 +472,18 @@
             </w:r>
             <w:r>
               <w:rPr>
-                <w:rFonts w:hint="default" w:eastAsia="仿宋"/>
-                <w:color w:val="000000"/>
+                <w:rFonts w:hint="default" w:eastAsia="宋体" w:ascii="宋体" w:hAnsi="宋体"/>
+                <w:color w:val="000000"/>
+                <w:sz w:val="21"/>
                 <w:szCs w:val="21"/>
                 <w:highlight w:val="none"/>
               </w:rPr>
             </w:r>
             <w:r>
               <w:rPr>
-                <w:rFonts w:hint="eastAsia" w:eastAsia="仿宋"/>
-                <w:color w:val="000000"/>
+                <w:rFonts w:hint="eastAsia" w:eastAsia="宋体" w:ascii="宋体" w:hAnsi="宋体"/>
+                <w:color w:val="000000"/>
+                <w:sz w:val="21"/>
                 <w:szCs w:val="21"/>
                 <w:highlight w:val="none"/>
                 <w:lang w:val="en-US" w:eastAsia="zh-CN"/>
@@ -475,8 +491,9 @@
             </w:r>
             <w:r>
               <w:rPr>
-                <w:rFonts w:hint="default" w:eastAsia="仿宋"/>
-                <w:color w:val="000000"/>
+                <w:rFonts w:hint="default" w:eastAsia="宋体" w:ascii="宋体" w:hAnsi="宋体"/>
+                <w:color w:val="000000"/>
+                <w:sz w:val="21"/>
                 <w:szCs w:val="21"/>
                 <w:highlight w:val="none"/>
               </w:rPr>
@@ -500,8 +517,9 @@
             </w:pPr>
             <w:r>
               <w:rPr>
-                <w:rFonts w:hint="default" w:eastAsia="仿宋"/>
-                <w:color w:val="000000"/>
+                <w:rFonts w:hint="default" w:eastAsia="宋体" w:ascii="宋体" w:hAnsi="宋体"/>
+                <w:color w:val="000000"/>
+                <w:sz w:val="21"/>
                 <w:szCs w:val="21"/>
                 <w:highlight w:val="none"/>
               </w:rPr>
@@ -509,8 +527,9 @@
             </w:r>
             <w:r>
               <w:rPr>
-                <w:rFonts w:hint="eastAsia" w:eastAsia="仿宋"/>
-                <w:color w:val="000000"/>
+                <w:rFonts w:hint="eastAsia" w:eastAsia="宋体" w:ascii="宋体" w:hAnsi="宋体"/>
+                <w:color w:val="000000"/>
+                <w:sz w:val="21"/>
                 <w:szCs w:val="21"/>
                 <w:highlight w:val="none"/>
                 <w:lang w:val="en-US" w:eastAsia="zh-CN"/>
@@ -534,8 +553,9 @@
             </w:pPr>
             <w:r>
               <w:rPr>
-                <w:rFonts w:hint="default" w:eastAsia="仿宋"/>
-                <w:color w:val="000000"/>
+                <w:rFonts w:hint="default" w:eastAsia="宋体" w:ascii="宋体" w:hAnsi="宋体"/>
+                <w:color w:val="000000"/>
+                <w:sz w:val="21"/>
                 <w:szCs w:val="21"/>
                 <w:highlight w:val="none"/>
               </w:rPr>
@@ -559,8 +579,9 @@
             </w:pPr>
             <w:r>
               <w:rPr>
-                <w:rFonts w:hint="default" w:eastAsia="仿宋"/>
-                <w:color w:val="000000"/>
+                <w:rFonts w:hint="default" w:eastAsia="宋体" w:ascii="宋体" w:hAnsi="宋体"/>
+                <w:color w:val="000000"/>
+                <w:sz w:val="21"/>
                 <w:szCs w:val="21"/>
                 <w:highlight w:val="none"/>
               </w:rPr>
@@ -585,8 +606,9 @@
             </w:pPr>
             <w:r>
               <w:rPr>
-                <w:rFonts w:hint="eastAsia" w:eastAsia="仿宋"/>
-                <w:color w:val="000000"/>
+                <w:rFonts w:hint="eastAsia" w:eastAsia="宋体" w:ascii="宋体" w:hAnsi="宋体"/>
+                <w:color w:val="000000"/>
+                <w:sz w:val="21"/>
                 <w:szCs w:val="21"/>
                 <w:highlight w:val="none"/>
                 <w:lang w:val="en-US" w:eastAsia="zh-CN"/>
@@ -611,8 +633,9 @@
             </w:pPr>
             <w:r>
               <w:rPr>
-                <w:rFonts w:hint="default" w:eastAsia="仿宋"/>
-                <w:color w:val="000000"/>
+                <w:rFonts w:hint="default" w:eastAsia="宋体" w:ascii="宋体" w:hAnsi="宋体"/>
+                <w:color w:val="000000"/>
+                <w:sz w:val="21"/>
                 <w:szCs w:val="21"/>
                 <w:highlight w:val="none"/>
               </w:rPr>
@@ -637,8 +660,9 @@
             </w:pPr>
             <w:r>
               <w:rPr>
-                <w:rFonts w:hint="default" w:eastAsia="仿宋"/>
-                <w:color w:val="000000"/>
+                <w:rFonts w:hint="default" w:eastAsia="宋体" w:ascii="宋体" w:hAnsi="宋体"/>
+                <w:color w:val="000000"/>
+                <w:sz w:val="21"/>
                 <w:szCs w:val="21"/>
                 <w:highlight w:val="none"/>
               </w:rPr>
@@ -663,8 +687,9 @@
             </w:pPr>
             <w:r>
               <w:rPr>
-                <w:rFonts w:hint="default" w:eastAsia="仿宋"/>
-                <w:color w:val="000000"/>
+                <w:rFonts w:hint="default" w:eastAsia="宋体" w:ascii="宋体" w:hAnsi="宋体"/>
+                <w:color w:val="000000"/>
+                <w:sz w:val="21"/>
                 <w:szCs w:val="21"/>
                 <w:highlight w:val="none"/>
               </w:rPr>
@@ -685,8 +710,9 @@
             </w:pPr>
             <w:r>
               <w:rPr>
-                <w:rFonts w:hint="default" w:eastAsia="仿宋"/>
-                <w:color w:val="000000"/>
+                <w:rFonts w:hint="default" w:eastAsia="宋体" w:ascii="宋体" w:hAnsi="宋体"/>
+                <w:color w:val="000000"/>
+                <w:sz w:val="21"/>
                 <w:szCs w:val="21"/>
                 <w:highlight w:val="none"/>
               </w:rPr>
@@ -715,7 +741,8 @@
       </w:pPr>
       <w:r>
         <w:rPr>
-          <w:rFonts w:hint="eastAsia" w:ascii="SimSun" w:hAnsi="SimSun"/>
+          <w:rFonts w:hint="eastAsia" w:ascii="宋体" w:hAnsi="宋体" w:eastAsia="宋体"/>
+          <w:sz w:val="21"/>
           <w:szCs w:val="21"/>
         </w:rPr>
         <w:t>产品名称、型号、数量、金额及交货时间等；</w:t>
@@ -780,7 +807,8 @@
             </w:pPr>
             <w:r>
               <w:rPr>
-                <w:rFonts w:hint="eastAsia" w:ascii="SimSun" w:hAnsi="SimSun"/>
+                <w:rFonts w:hint="eastAsia" w:ascii="宋体" w:hAnsi="宋体" w:eastAsia="宋体"/>
+                <w:sz w:val="21"/>
                 <w:szCs w:val="21"/>
               </w:rPr>
               <w:t>序号</w:t>
@@ -805,7 +833,8 @@
             </w:pPr>
             <w:r>
               <w:rPr>
-                <w:rFonts w:hint="eastAsia" w:ascii="SimSun" w:hAnsi="SimSun"/>
+                <w:rFonts w:hint="eastAsia" w:ascii="宋体" w:hAnsi="宋体" w:eastAsia="宋体"/>
+                <w:sz w:val="21"/>
                 <w:szCs w:val="21"/>
               </w:rPr>
               <w:t>产品名称</w:t>
@@ -830,7 +859,8 @@
             </w:pPr>
             <w:r>
               <w:rPr>
-                <w:rFonts w:hint="eastAsia" w:ascii="SimSun" w:hAnsi="SimSun"/>
+                <w:rFonts w:hint="eastAsia" w:ascii="宋体" w:hAnsi="宋体" w:eastAsia="宋体"/>
+                <w:sz w:val="21"/>
                 <w:szCs w:val="21"/>
               </w:rPr>
               <w:t>规格</w:t>
@@ -855,7 +885,8 @@
             </w:pPr>
             <w:r>
               <w:rPr>
-                <w:rFonts w:hint="eastAsia" w:ascii="SimSun" w:hAnsi="SimSun"/>
+                <w:rFonts w:hint="eastAsia" w:ascii="宋体" w:hAnsi="宋体" w:eastAsia="宋体"/>
+                <w:sz w:val="21"/>
                 <w:szCs w:val="21"/>
               </w:rPr>
               <w:t>数量</w:t>
@@ -880,7 +911,8 @@
             </w:pPr>
             <w:r>
               <w:rPr>
-                <w:rFonts w:hint="eastAsia" w:ascii="SimSun" w:hAnsi="SimSun"/>
+                <w:rFonts w:hint="eastAsia" w:ascii="宋体" w:hAnsi="宋体" w:eastAsia="宋体"/>
+                <w:sz w:val="21"/>
                 <w:szCs w:val="21"/>
               </w:rPr>
               <w:t>单位</w:t>
@@ -905,7 +937,8 @@
             </w:pPr>
             <w:r>
               <w:rPr>
-                <w:rFonts w:hint="eastAsia" w:ascii="SimSun" w:hAnsi="SimSun"/>
+                <w:rFonts w:hint="eastAsia" w:ascii="宋体" w:hAnsi="宋体" w:eastAsia="宋体"/>
+                <w:sz w:val="21"/>
                 <w:szCs w:val="21"/>
               </w:rPr>
               <w:t>单价（元）</w:t>
@@ -930,7 +963,8 @@
             </w:pPr>
             <w:r>
               <w:rPr>
-                <w:rFonts w:hint="eastAsia" w:ascii="SimSun" w:hAnsi="SimSun"/>
+                <w:rFonts w:hint="eastAsia" w:ascii="宋体" w:hAnsi="宋体" w:eastAsia="宋体"/>
+                <w:sz w:val="21"/>
                 <w:szCs w:val="21"/>
               </w:rPr>
               <w:t>小计（元）</w:t>
@@ -956,7 +990,8 @@
             </w:pPr>
             <w:r>
               <w:rPr>
-                <w:rFonts w:hint="eastAsia" w:ascii="SimSun" w:hAnsi="SimSun"/>
+                <w:rFonts w:hint="eastAsia" w:ascii="宋体" w:hAnsi="宋体" w:eastAsia="宋体"/>
+                <w:sz w:val="21"/>
                 <w:szCs w:val="21"/>
                 <w:lang w:val="en-US" w:eastAsia="zh-CN"/>
               </w:rPr>
@@ -981,6 +1016,10 @@
           </w:tcPr>
           <w:p>
             <w:r>
+              <w:rPr>
+                <w:rFonts w:ascii="宋体" w:hAnsi="宋体" w:eastAsia="宋体"/>
+                <w:sz w:val="21"/>
+              </w:rPr>
               <w:t>{%tr for item in items %}</w:t>
             </w:r>
           </w:p>
@@ -1148,6 +1187,10 @@
           </w:tcPr>
           <w:p>
             <w:r>
+              <w:rPr>
+                <w:rFonts w:ascii="宋体" w:hAnsi="宋体" w:eastAsia="宋体"/>
+                <w:sz w:val="21"/>
+              </w:rPr>
               <w:t>{{r item.index }}</w:t>
             </w:r>
           </w:p>
@@ -1160,6 +1203,10 @@
           </w:tcPr>
           <w:p>
             <w:r>
+              <w:rPr>
+                <w:rFonts w:ascii="宋体" w:hAnsi="宋体" w:eastAsia="宋体"/>
+                <w:sz w:val="21"/>
+              </w:rPr>
               <w:t>{{r item.name }}</w:t>
             </w:r>
           </w:p>
@@ -1172,6 +1219,10 @@
           </w:tcPr>
           <w:p>
             <w:r>
+              <w:rPr>
+                <w:rFonts w:ascii="宋体" w:hAnsi="宋体" w:eastAsia="宋体"/>
+                <w:sz w:val="21"/>
+              </w:rPr>
               <w:t>{{r item.spec }}</w:t>
             </w:r>
           </w:p>
@@ -1184,6 +1235,10 @@
           </w:tcPr>
           <w:p>
             <w:r>
+              <w:rPr>
+                <w:rFonts w:ascii="宋体" w:hAnsi="宋体" w:eastAsia="宋体"/>
+                <w:sz w:val="21"/>
+              </w:rPr>
               <w:t>{{r item.quantity }}</w:t>
             </w:r>
           </w:p>
@@ -1196,6 +1251,10 @@
           </w:tcPr>
           <w:p>
             <w:r>
+              <w:rPr>
+                <w:rFonts w:ascii="宋体" w:hAnsi="宋体" w:eastAsia="宋体"/>
+                <w:sz w:val="21"/>
+              </w:rPr>
               <w:t>{{r item.unit }}</w:t>
             </w:r>
           </w:p>
@@ -1208,6 +1267,10 @@
           </w:tcPr>
           <w:p>
             <w:r>
+              <w:rPr>
+                <w:rFonts w:ascii="宋体" w:hAnsi="宋体" w:eastAsia="宋体"/>
+                <w:sz w:val="21"/>
+              </w:rPr>
               <w:t>{{r item.unitPrice }}</w:t>
             </w:r>
           </w:p>
@@ -1220,6 +1283,10 @@
           </w:tcPr>
           <w:p>
             <w:r>
+              <w:rPr>
+                <w:rFonts w:ascii="宋体" w:hAnsi="宋体" w:eastAsia="宋体"/>
+                <w:sz w:val="21"/>
+              </w:rPr>
               <w:t>{{r item.totalPrice }}</w:t>
             </w:r>
           </w:p>
@@ -1232,6 +1299,10 @@
           </w:tcPr>
           <w:p>
             <w:r>
+              <w:rPr>
+                <w:rFonts w:ascii="宋体" w:hAnsi="宋体" w:eastAsia="宋体"/>
+                <w:sz w:val="21"/>
+              </w:rPr>
               <w:t>{{r item.remark }}</w:t>
             </w:r>
           </w:p>
@@ -1253,6 +1324,10 @@
           </w:tcPr>
           <w:p>
             <w:r>
+              <w:rPr>
+                <w:rFonts w:ascii="宋体" w:hAnsi="宋体" w:eastAsia="宋体"/>
+                <w:sz w:val="21"/>
+              </w:rPr>
               <w:t>{%tr endfor %}</w:t>
             </w:r>
           </w:p>
@@ -1265,6 +1340,10 @@
           </w:tcPr>
           <w:p>
             <w:r>
+              <w:rPr>
+                <w:rFonts w:ascii="宋体" w:hAnsi="宋体" w:eastAsia="宋体"/>
+                <w:sz w:val="21"/>
+              </w:rPr>
               <w:t>{{r item.name }}</w:t>
             </w:r>
           </w:p>
@@ -1277,6 +1356,10 @@
           </w:tcPr>
           <w:p>
             <w:r>
+              <w:rPr>
+                <w:rFonts w:ascii="宋体" w:hAnsi="宋体" w:eastAsia="宋体"/>
+                <w:sz w:val="21"/>
+              </w:rPr>
               <w:t>{{r item.spec }}</w:t>
             </w:r>
           </w:p>
@@ -1289,6 +1372,10 @@
           </w:tcPr>
           <w:p>
             <w:r>
+              <w:rPr>
+                <w:rFonts w:ascii="宋体" w:hAnsi="宋体" w:eastAsia="宋体"/>
+                <w:sz w:val="21"/>
+              </w:rPr>
               <w:t>{{r item.quantity }}</w:t>
             </w:r>
           </w:p>
@@ -1301,6 +1388,10 @@
           </w:tcPr>
           <w:p>
             <w:r>
+              <w:rPr>
+                <w:rFonts w:ascii="宋体" w:hAnsi="宋体" w:eastAsia="宋体"/>
+                <w:sz w:val="21"/>
+              </w:rPr>
               <w:t>{{r item.unit }}</w:t>
             </w:r>
           </w:p>
@@ -1313,6 +1404,10 @@
           </w:tcPr>
           <w:p>
             <w:r>
+              <w:rPr>
+                <w:rFonts w:ascii="宋体" w:hAnsi="宋体" w:eastAsia="宋体"/>
+                <w:sz w:val="21"/>
+              </w:rPr>
               <w:t>{{r item.unitPrice }}</w:t>
             </w:r>
           </w:p>
@@ -1325,6 +1420,10 @@
           </w:tcPr>
           <w:p>
             <w:r>
+              <w:rPr>
+                <w:rFonts w:ascii="宋体" w:hAnsi="宋体" w:eastAsia="宋体"/>
+                <w:sz w:val="21"/>
+              </w:rPr>
               <w:t>{{r item.totalPrice }}</w:t>
             </w:r>
           </w:p>
@@ -1337,6 +1436,10 @@
           </w:tcPr>
           <w:p>
             <w:r>
+              <w:rPr>
+                <w:rFonts w:ascii="宋体" w:hAnsi="宋体" w:eastAsia="宋体"/>
+                <w:sz w:val="21"/>
+              </w:rPr>
               <w:t>{{r item.remark }}</w:t>
             </w:r>
           </w:p>
@@ -1386,7 +1489,8 @@
             </w:pPr>
             <w:r>
               <w:rPr>
-                <w:rFonts w:hint="eastAsia" w:ascii="SimSun" w:hAnsi="SimSun"/>
+                <w:rFonts w:hint="eastAsia" w:ascii="宋体" w:hAnsi="宋体" w:eastAsia="宋体"/>
+                <w:sz w:val="21"/>
                 <w:szCs w:val="21"/>
               </w:rPr>
               <w:t>最终优惠价</w:t>
@@ -1413,30 +1517,34 @@
             </w:pPr>
             <w:r>
               <w:rPr>
-                <w:rFonts w:hint="eastAsia" w:ascii="SimSun" w:hAnsi="SimSun"/>
+                <w:rFonts w:hint="eastAsia" w:ascii="宋体" w:hAnsi="宋体" w:eastAsia="宋体"/>
+                <w:sz w:val="21"/>
                 <w:szCs w:val="21"/>
               </w:rPr>
               <w:t>（大写）人民币{{r totalAmountChinese }}元整（￥{{r totalAmount }}元）</w:t>
             </w:r>
             <w:r>
               <w:rPr>
-                <w:rFonts w:hint="eastAsia" w:ascii="SimSun" w:hAnsi="SimSun"/>
+                <w:rFonts w:hint="eastAsia" w:ascii="宋体" w:hAnsi="宋体" w:eastAsia="宋体"/>
+                <w:sz w:val="21"/>
                 <w:szCs w:val="21"/>
                 <w:lang w:val="en-US" w:eastAsia="zh-CN"/>
               </w:rPr>
             </w:r>
             <w:r>
               <w:rPr>
-                <w:rFonts w:hint="eastAsia" w:ascii="SimSun" w:hAnsi="SimSun"/>
+                <w:rFonts w:hint="eastAsia" w:ascii="宋体" w:hAnsi="宋体" w:eastAsia="宋体"/>
                 <w:bCs/>
+                <w:sz w:val="21"/>
                 <w:szCs w:val="21"/>
                 <w:u w:val="single"/>
               </w:rPr>
             </w:r>
             <w:r>
               <w:rPr>
-                <w:rFonts w:hint="eastAsia" w:ascii="SimSun" w:hAnsi="SimSun"/>
+                <w:rFonts w:hint="eastAsia" w:ascii="宋体" w:hAnsi="宋体" w:eastAsia="宋体"/>
                 <w:bCs/>
+                <w:sz w:val="21"/>
                 <w:szCs w:val="21"/>
               </w:rPr>
             </w:r>
@@ -1454,16 +1562,18 @@
             </w:pPr>
             <w:r>
               <w:rPr>
-                <w:rFonts w:hint="eastAsia" w:ascii="SimSun" w:hAnsi="SimSun"/>
+                <w:rFonts w:hint="eastAsia" w:ascii="宋体" w:hAnsi="宋体" w:eastAsia="宋体"/>
                 <w:bCs/>
+                <w:sz w:val="21"/>
                 <w:szCs w:val="21"/>
               </w:rPr>
               <w:t>不计税总金额：{{r amountWithoutTax }}元</w:t>
             </w:r>
             <w:r>
               <w:rPr>
-                <w:rFonts w:hint="eastAsia" w:ascii="SimSun" w:hAnsi="SimSun"/>
+                <w:rFonts w:hint="eastAsia" w:ascii="宋体" w:hAnsi="宋体" w:eastAsia="宋体"/>
                 <w:bCs/>
+                <w:sz w:val="21"/>
                 <w:szCs w:val="21"/>
                 <w:lang w:val="en-US" w:eastAsia="zh-CN"/>
               </w:rPr>
@@ -1519,35 +1629,39 @@
             </w:pPr>
             <w:r>
               <w:rPr>
-                <w:rFonts w:hint="eastAsia" w:ascii="SimSun" w:hAnsi="SimSun" w:cs="SimSun"/>
+                <w:rFonts w:hint="eastAsia" w:ascii="宋体" w:hAnsi="宋体" w:cs="SimSun" w:eastAsia="宋体"/>
                 <w:bCs/>
                 <w:kern w:val="0"/>
+                <w:sz w:val="21"/>
                 <w:szCs w:val="21"/>
               </w:rPr>
               <w:t xml:space="preserve">备注：此价格含{{r taxRate }}%增值税、运费。                         交货期为：{{r deliveryDays }} </w:t>
             </w:r>
             <w:r>
               <w:rPr>
-                <w:rFonts w:hint="eastAsia" w:ascii="SimSun" w:hAnsi="SimSun" w:cs="SimSun"/>
+                <w:rFonts w:hint="eastAsia" w:ascii="宋体" w:hAnsi="宋体" w:cs="SimSun" w:eastAsia="宋体"/>
                 <w:bCs/>
                 <w:kern w:val="0"/>
+                <w:sz w:val="21"/>
                 <w:szCs w:val="21"/>
                 <w:lang w:val="en-US" w:eastAsia="zh-CN"/>
               </w:rPr>
             </w:r>
             <w:r>
               <w:rPr>
-                <w:rFonts w:hint="eastAsia" w:ascii="SimSun" w:hAnsi="SimSun" w:cs="SimSun"/>
+                <w:rFonts w:hint="eastAsia" w:ascii="宋体" w:hAnsi="宋体" w:cs="SimSun" w:eastAsia="宋体"/>
                 <w:bCs/>
                 <w:kern w:val="0"/>
-                <w:szCs w:val="21"/>
-              </w:rPr>
-            </w:r>
-            <w:r>
-              <w:rPr>
-                <w:rFonts w:ascii="SimSun" w:hAnsi="SimSun" w:cs="SimSun"/>
+                <w:sz w:val="21"/>
+                <w:szCs w:val="21"/>
+              </w:rPr>
+            </w:r>
+            <w:r>
+              <w:rPr>
+                <w:rFonts w:ascii="宋体" w:hAnsi="宋体" w:cs="SimSun" w:eastAsia="宋体"/>
                 <w:bCs/>
                 <w:kern w:val="0"/>
+                <w:sz w:val="21"/>
                 <w:szCs w:val="21"/>
               </w:rPr>
             </w:r>
@@ -1568,14 +1682,16 @@
       </w:pPr>
       <w:r>
         <w:rPr>
-          <w:rFonts w:hint="eastAsia" w:ascii="SimSun" w:hAnsi="SimSun"/>
+          <w:rFonts w:hint="eastAsia" w:ascii="宋体" w:hAnsi="宋体" w:eastAsia="宋体"/>
+          <w:sz w:val="21"/>
           <w:szCs w:val="21"/>
         </w:rPr>
         <w:t>二、质量要求技术标准，供方对质量负责的条件和期限：</w:t>
       </w:r>
       <w:r>
         <w:rPr>
-          <w:rFonts w:hint="eastAsia" w:ascii="SimSun" w:hAnsi="SimSun"/>
+          <w:rFonts w:hint="eastAsia" w:ascii="宋体" w:hAnsi="宋体" w:eastAsia="宋体"/>
+          <w:sz w:val="21"/>
           <w:szCs w:val="21"/>
           <w:u w:val="single"/>
         </w:rPr>
@@ -1583,7 +1699,8 @@
       </w:r>
       <w:r>
         <w:rPr>
-          <w:rFonts w:hint="eastAsia" w:ascii="SimSun" w:hAnsi="SimSun"/>
+          <w:rFonts w:hint="eastAsia" w:ascii="宋体" w:hAnsi="宋体" w:eastAsia="宋体"/>
+          <w:sz w:val="21"/>
           <w:szCs w:val="21"/>
           <w:u w:val="single"/>
           <w:lang w:eastAsia="zh-CN"/>
@@ -1592,7 +1709,8 @@
       </w:r>
       <w:r>
         <w:rPr>
-          <w:rFonts w:hint="eastAsia" w:ascii="SimSun" w:hAnsi="SimSun"/>
+          <w:rFonts w:hint="eastAsia" w:ascii="宋体" w:hAnsi="宋体" w:eastAsia="宋体"/>
+          <w:sz w:val="21"/>
           <w:szCs w:val="21"/>
           <w:u w:val="single"/>
           <w:lang w:val="en-US" w:eastAsia="zh-CN"/>
@@ -1601,7 +1719,8 @@
       </w:r>
       <w:r>
         <w:rPr>
-          <w:rFonts w:hint="eastAsia" w:ascii="SimSun" w:hAnsi="SimSun"/>
+          <w:rFonts w:hint="eastAsia" w:ascii="宋体" w:hAnsi="宋体" w:eastAsia="宋体"/>
+          <w:sz w:val="21"/>
           <w:szCs w:val="21"/>
           <w:u w:val="single"/>
         </w:rPr>
@@ -1622,7 +1741,8 @@
       </w:pPr>
       <w:r>
         <w:rPr>
-          <w:rFonts w:hint="eastAsia" w:ascii="SimSun" w:hAnsi="SimSun"/>
+          <w:rFonts w:hint="eastAsia" w:ascii="宋体" w:hAnsi="宋体" w:eastAsia="宋体"/>
+          <w:sz w:val="21"/>
           <w:szCs w:val="21"/>
         </w:rPr>
         <w:t>三、交（提）货地点、方式及货物接收人：{{r deliveryPlace }}、{{r deliveryMethod }}及{{r goodsRecipient }}。</w:t>
@@ -1630,21 +1750,24 @@
       <w:bookmarkStart w:id="0" w:name="_GoBack"/>
       <w:r>
         <w:rPr>
-          <w:rFonts w:hint="eastAsia" w:ascii="SimSun" w:hAnsi="SimSun"/>
+          <w:rFonts w:hint="eastAsia" w:ascii="宋体" w:hAnsi="宋体" w:eastAsia="宋体"/>
+          <w:sz w:val="21"/>
           <w:szCs w:val="21"/>
         </w:rPr>
       </w:r>
       <w:bookmarkEnd w:id="0"/>
       <w:r>
         <w:rPr>
-          <w:rFonts w:hint="eastAsia" w:ascii="SimSun" w:hAnsi="SimSun"/>
+          <w:rFonts w:hint="eastAsia" w:ascii="宋体" w:hAnsi="宋体" w:eastAsia="宋体"/>
+          <w:sz w:val="21"/>
           <w:szCs w:val="21"/>
           <w:lang w:val="en-US" w:eastAsia="zh-CN"/>
         </w:rPr>
       </w:r>
       <w:r>
         <w:rPr>
-          <w:rFonts w:hint="eastAsia" w:ascii="SimSun" w:hAnsi="SimSun"/>
+          <w:rFonts w:hint="eastAsia" w:ascii="宋体" w:hAnsi="宋体" w:eastAsia="宋体"/>
+          <w:sz w:val="21"/>
           <w:szCs w:val="21"/>
           <w:lang w:eastAsia="zh-CN"/>
         </w:rPr>
@@ -1666,14 +1789,16 @@
       </w:pPr>
       <w:r>
         <w:rPr>
-          <w:rFonts w:hint="eastAsia" w:ascii="SimSun" w:hAnsi="SimSun"/>
+          <w:rFonts w:hint="eastAsia" w:ascii="宋体" w:hAnsi="宋体" w:eastAsia="宋体"/>
+          <w:sz w:val="21"/>
           <w:szCs w:val="21"/>
         </w:rPr>
         <w:t>四、运输方式及到达港和费用负担：</w:t>
       </w:r>
       <w:r>
         <w:rPr>
-          <w:rFonts w:hint="eastAsia" w:ascii="SimSun" w:hAnsi="SimSun"/>
+          <w:rFonts w:hint="eastAsia" w:ascii="宋体" w:hAnsi="宋体" w:eastAsia="宋体"/>
+          <w:sz w:val="21"/>
           <w:szCs w:val="21"/>
           <w:u w:val="single"/>
         </w:rPr>
@@ -1681,7 +1806,8 @@
       </w:r>
       <w:r>
         <w:rPr>
-          <w:rFonts w:hint="eastAsia" w:ascii="SimSun" w:hAnsi="SimSun"/>
+          <w:rFonts w:hint="eastAsia" w:ascii="宋体" w:hAnsi="宋体" w:eastAsia="宋体"/>
+          <w:sz w:val="21"/>
           <w:szCs w:val="21"/>
           <w:u w:val="single"/>
           <w:lang w:val="en-US" w:eastAsia="zh-CN"/>
@@ -1690,7 +1816,8 @@
       </w:r>
       <w:r>
         <w:rPr>
-          <w:rFonts w:hint="eastAsia" w:ascii="SimSun" w:hAnsi="SimSun"/>
+          <w:rFonts w:hint="eastAsia" w:ascii="宋体" w:hAnsi="宋体" w:eastAsia="宋体"/>
+          <w:sz w:val="21"/>
           <w:szCs w:val="21"/>
           <w:u w:val="single"/>
         </w:rPr>
@@ -1698,7 +1825,8 @@
       </w:r>
       <w:r>
         <w:rPr>
-          <w:rFonts w:hint="eastAsia" w:ascii="SimSun" w:hAnsi="SimSun"/>
+          <w:rFonts w:hint="eastAsia" w:ascii="宋体" w:hAnsi="宋体" w:eastAsia="宋体"/>
+          <w:sz w:val="21"/>
           <w:szCs w:val="21"/>
           <w:u w:val="single"/>
           <w:lang w:eastAsia="zh-CN"/>
@@ -1707,7 +1835,8 @@
       </w:r>
       <w:r>
         <w:rPr>
-          <w:rFonts w:hint="eastAsia" w:ascii="SimSun" w:hAnsi="SimSun"/>
+          <w:rFonts w:hint="eastAsia" w:ascii="宋体" w:hAnsi="宋体" w:eastAsia="宋体"/>
+          <w:sz w:val="21"/>
           <w:szCs w:val="21"/>
           <w:u w:val="single"/>
           <w:lang w:val="en-US" w:eastAsia="zh-CN"/>
@@ -1716,7 +1845,8 @@
       </w:r>
       <w:r>
         <w:rPr>
-          <w:rFonts w:hint="eastAsia" w:ascii="SimSun" w:hAnsi="SimSun"/>
+          <w:rFonts w:hint="eastAsia" w:ascii="宋体" w:hAnsi="宋体" w:eastAsia="宋体"/>
+          <w:sz w:val="21"/>
           <w:szCs w:val="21"/>
           <w:u w:val="single"/>
         </w:rPr>
@@ -1736,7 +1866,8 @@
       </w:pPr>
       <w:r>
         <w:rPr>
-          <w:rFonts w:hint="eastAsia" w:ascii="SimSun" w:hAnsi="SimSun"/>
+          <w:rFonts w:hint="eastAsia" w:ascii="宋体" w:hAnsi="宋体" w:eastAsia="宋体"/>
+          <w:sz w:val="21"/>
           <w:szCs w:val="21"/>
         </w:rPr>
         <w:t>五、合理损耗及计算方法：/</w:t>
@@ -1755,14 +1886,16 @@
       </w:pPr>
       <w:r>
         <w:rPr>
-          <w:rFonts w:hint="eastAsia" w:ascii="SimSun" w:hAnsi="SimSun"/>
+          <w:rFonts w:hint="eastAsia" w:ascii="宋体" w:hAnsi="宋体" w:eastAsia="宋体"/>
+          <w:sz w:val="21"/>
           <w:szCs w:val="21"/>
         </w:rPr>
         <w:t>六、包装标准、方法及提出异议期限：</w:t>
       </w:r>
       <w:r>
         <w:rPr>
-          <w:rFonts w:hint="eastAsia" w:ascii="SimSun" w:hAnsi="SimSun"/>
+          <w:rFonts w:hint="eastAsia" w:ascii="宋体" w:hAnsi="宋体" w:eastAsia="宋体"/>
+          <w:sz w:val="21"/>
           <w:szCs w:val="21"/>
           <w:u w:val="single"/>
         </w:rPr>
@@ -1782,14 +1915,16 @@
       </w:pPr>
       <w:r>
         <w:rPr>
-          <w:rFonts w:hint="eastAsia" w:ascii="SimSun" w:hAnsi="SimSun"/>
+          <w:rFonts w:hint="eastAsia" w:ascii="宋体" w:hAnsi="宋体" w:eastAsia="宋体"/>
+          <w:sz w:val="21"/>
           <w:szCs w:val="21"/>
         </w:rPr>
         <w:t>七、验收标准、方法及提出异议期限：</w:t>
       </w:r>
       <w:r>
         <w:rPr>
-          <w:rFonts w:hint="eastAsia" w:ascii="SimSun" w:hAnsi="SimSun"/>
+          <w:rFonts w:hint="eastAsia" w:ascii="宋体" w:hAnsi="宋体" w:eastAsia="宋体"/>
+          <w:sz w:val="21"/>
           <w:szCs w:val="21"/>
           <w:u w:val="single"/>
         </w:rPr>
@@ -1810,14 +1945,16 @@
       </w:pPr>
       <w:r>
         <w:rPr>
-          <w:rFonts w:hint="eastAsia" w:ascii="SimSun" w:hAnsi="SimSun"/>
+          <w:rFonts w:hint="eastAsia" w:ascii="宋体" w:hAnsi="宋体" w:eastAsia="宋体"/>
+          <w:sz w:val="21"/>
           <w:szCs w:val="21"/>
         </w:rPr>
         <w:t>八、随机备品备件、工</w:t>
       </w:r>
       <w:r>
         <w:rPr>
-          <w:rFonts w:hint="eastAsia" w:ascii="SimSun" w:hAnsi="SimSun"/>
+          <w:rFonts w:hint="eastAsia" w:ascii="宋体" w:hAnsi="宋体" w:eastAsia="宋体"/>
+          <w:sz w:val="21"/>
           <w:szCs w:val="21"/>
           <w:highlight w:val="none"/>
         </w:rPr>
@@ -1839,7 +1976,8 @@
       </w:pPr>
       <w:r>
         <w:rPr>
-          <w:rFonts w:hint="eastAsia" w:ascii="SimSun" w:hAnsi="SimSun"/>
+          <w:rFonts w:hint="eastAsia" w:ascii="宋体" w:hAnsi="宋体" w:eastAsia="宋体"/>
+          <w:sz w:val="21"/>
           <w:szCs w:val="21"/>
           <w:highlight w:val="none"/>
         </w:rPr>
@@ -1847,7 +1985,8 @@
       </w:r>
       <w:r>
         <w:rPr>
-          <w:rFonts w:hint="eastAsia" w:ascii="SimSun" w:hAnsi="SimSun"/>
+          <w:rFonts w:hint="eastAsia" w:ascii="宋体" w:hAnsi="宋体" w:eastAsia="宋体"/>
+          <w:sz w:val="21"/>
           <w:szCs w:val="21"/>
           <w:highlight w:val="none"/>
           <w:u w:val="single"/>
@@ -1856,8 +1995,9 @@
       </w:r>
       <w:r>
         <w:rPr>
-          <w:rFonts w:hint="eastAsia" w:ascii="SimSun" w:hAnsi="SimSun"/>
+          <w:rFonts w:hint="eastAsia" w:ascii="宋体" w:hAnsi="宋体" w:eastAsia="宋体"/>
           <w:bCs/>
+          <w:sz w:val="21"/>
           <w:szCs w:val="21"/>
           <w:highlight w:val="none"/>
           <w:u w:val="single"/>
@@ -1866,8 +2006,9 @@
       </w:r>
       <w:r>
         <w:rPr>
-          <w:rFonts w:hint="eastAsia" w:ascii="SimSun" w:hAnsi="SimSun"/>
+          <w:rFonts w:hint="eastAsia" w:ascii="宋体" w:hAnsi="宋体" w:eastAsia="宋体"/>
           <w:bCs/>
+          <w:sz w:val="21"/>
           <w:szCs w:val="21"/>
           <w:highlight w:val="none"/>
           <w:u w:val="single"/>
@@ -1886,7 +2027,8 @@
       </w:pPr>
       <w:r>
         <w:rPr>
-          <w:rFonts w:hint="eastAsia" w:ascii="SimSun" w:hAnsi="SimSun"/>
+          <w:rFonts w:hint="eastAsia" w:ascii="宋体" w:hAnsi="宋体" w:eastAsia="宋体"/>
+          <w:sz w:val="21"/>
           <w:szCs w:val="21"/>
         </w:rPr>
         <w:t>十、如需提供担保，另立合同担保书，作为本合同附件：/</w:t>
@@ -1907,7 +2049,8 @@
       </w:pPr>
       <w:r>
         <w:rPr>
-          <w:rFonts w:hint="eastAsia" w:ascii="SimSun" w:hAnsi="SimSun"/>
+          <w:rFonts w:hint="eastAsia" w:ascii="宋体" w:hAnsi="宋体" w:eastAsia="宋体"/>
+          <w:sz w:val="21"/>
           <w:szCs w:val="21"/>
         </w:rPr>
         <w:t>十一、违约责任：违约项按照有关经济合同法规的条款，协商解决。</w:t>
@@ -1925,7 +2068,8 @@
       </w:pPr>
       <w:r>
         <w:rPr>
-          <w:rFonts w:hint="eastAsia" w:ascii="SimSun" w:hAnsi="SimSun"/>
+          <w:rFonts w:hint="eastAsia" w:ascii="宋体" w:hAnsi="宋体" w:eastAsia="宋体"/>
+          <w:sz w:val="21"/>
           <w:szCs w:val="21"/>
         </w:rPr>
         <w:t>十二、本合同在履行过程中发生争议，由当事人双方协商解决；若协商不成，可向合同签订地人民法院起诉。</w:t>
@@ -1943,21 +2087,24 @@
       </w:pPr>
       <w:r>
         <w:rPr>
-          <w:rFonts w:hint="eastAsia" w:ascii="SimSun" w:hAnsi="SimSun"/>
+          <w:rFonts w:hint="eastAsia" w:ascii="宋体" w:hAnsi="宋体" w:eastAsia="宋体"/>
+          <w:sz w:val="21"/>
           <w:szCs w:val="21"/>
         </w:rPr>
         <w:t>十三、合同附件，</w:t>
       </w:r>
       <w:r>
         <w:rPr>
-          <w:rFonts w:ascii="SimSun" w:hAnsi="SimSun"/>
+          <w:rFonts w:ascii="宋体" w:hAnsi="宋体" w:eastAsia="宋体"/>
+          <w:sz w:val="21"/>
           <w:szCs w:val="21"/>
         </w:rPr>
         <w:t>与本合同具有同等法律效力</w:t>
       </w:r>
       <w:r>
         <w:rPr>
-          <w:rFonts w:hint="eastAsia" w:ascii="SimSun" w:hAnsi="SimSun"/>
+          <w:rFonts w:hint="eastAsia" w:ascii="宋体" w:hAnsi="宋体" w:eastAsia="宋体"/>
+          <w:sz w:val="21"/>
           <w:szCs w:val="21"/>
         </w:rPr>
         <w:t>。</w:t>
@@ -1979,14 +2126,16 @@
       </w:pPr>
       <w:r>
         <w:rPr>
-          <w:rFonts w:hint="eastAsia" w:ascii="SimSun" w:hAnsi="SimSun"/>
+          <w:rFonts w:hint="eastAsia" w:ascii="宋体" w:hAnsi="宋体" w:eastAsia="宋体"/>
+          <w:sz w:val="21"/>
           <w:szCs w:val="21"/>
         </w:rPr>
         <w:t>其他约定事项：本合同一式</w:t>
       </w:r>
       <w:r>
         <w:rPr>
-          <w:rFonts w:hint="eastAsia" w:ascii="SimSun" w:hAnsi="SimSun"/>
+          <w:rFonts w:hint="eastAsia" w:ascii="宋体" w:hAnsi="宋体" w:eastAsia="宋体"/>
+          <w:sz w:val="21"/>
           <w:szCs w:val="21"/>
           <w:lang w:val="en-US" w:eastAsia="zh-CN"/>
         </w:rPr>
@@ -1994,7 +2143,8 @@
       </w:r>
       <w:r>
         <w:rPr>
-          <w:rFonts w:hint="eastAsia" w:ascii="SimSun" w:hAnsi="SimSun"/>
+          <w:rFonts w:hint="eastAsia" w:ascii="宋体" w:hAnsi="宋体" w:eastAsia="宋体"/>
+          <w:sz w:val="21"/>
           <w:szCs w:val="21"/>
         </w:rPr>
         <w:t>份，经双方盖章后生效。</w:t>
@@ -2053,7 +2203,8 @@
             </w:pPr>
             <w:r>
               <w:rPr>
-                <w:rFonts w:hint="eastAsia" w:ascii="SimSun" w:hAnsi="SimSun"/>
+                <w:rFonts w:hint="eastAsia" w:ascii="宋体" w:hAnsi="宋体" w:eastAsia="宋体"/>
+                <w:sz w:val="21"/>
                 <w:szCs w:val="21"/>
               </w:rPr>
               <w:t>需      方</w:t>
@@ -2070,24 +2221,27 @@
             </w:pPr>
             <w:r>
               <w:rPr>
-                <w:rFonts w:hint="eastAsia" w:ascii="SimSun" w:hAnsi="SimSun"/>
-                <w:color w:val="000000"/>
+                <w:rFonts w:hint="eastAsia" w:ascii="宋体" w:hAnsi="宋体" w:eastAsia="宋体"/>
+                <w:color w:val="000000"/>
+                <w:sz w:val="21"/>
                 <w:szCs w:val="21"/>
               </w:rPr>
               <w:t>单位名称（章）：</w:t>
             </w:r>
             <w:r>
               <w:rPr>
-                <w:rFonts w:eastAsia="仿宋"/>
-                <w:color w:val="000000"/>
+                <w:rFonts w:eastAsia="宋体" w:ascii="宋体" w:hAnsi="宋体"/>
+                <w:color w:val="000000"/>
+                <w:sz w:val="21"/>
                 <w:szCs w:val="21"/>
               </w:rPr>
               <w:t>浙江沃乐科技</w:t>
             </w:r>
             <w:r>
               <w:rPr>
-                <w:rFonts w:hint="eastAsia" w:eastAsia="仿宋"/>
-                <w:color w:val="000000"/>
+                <w:rFonts w:hint="eastAsia" w:eastAsia="宋体" w:ascii="宋体" w:hAnsi="宋体"/>
+                <w:color w:val="000000"/>
+                <w:sz w:val="21"/>
                 <w:szCs w:val="21"/>
                 <w:lang w:val="en-US" w:eastAsia="zh-CN"/>
               </w:rPr>
@@ -2095,8 +2249,9 @@
             </w:r>
             <w:r>
               <w:rPr>
-                <w:rFonts w:eastAsia="仿宋"/>
-                <w:color w:val="000000"/>
+                <w:rFonts w:eastAsia="宋体" w:ascii="宋体" w:hAnsi="宋体"/>
+                <w:color w:val="000000"/>
+                <w:sz w:val="21"/>
                 <w:szCs w:val="21"/>
               </w:rPr>
               <w:t>有限公司</w:t>
@@ -2132,15 +2287,17 @@
             </w:pPr>
             <w:r>
               <w:rPr>
-                <w:rFonts w:hint="eastAsia" w:ascii="SimSun" w:hAnsi="SimSun"/>
-                <w:color w:val="000000"/>
+                <w:rFonts w:hint="eastAsia" w:ascii="宋体" w:hAnsi="宋体" w:eastAsia="宋体"/>
+                <w:color w:val="000000"/>
+                <w:sz w:val="21"/>
                 <w:szCs w:val="21"/>
               </w:rPr>
               <w:t xml:space="preserve"> </w:t>
             </w:r>
             <w:r>
               <w:rPr>
-                <w:rFonts w:hint="eastAsia" w:ascii="SimSun" w:hAnsi="SimSun"/>
+                <w:rFonts w:hint="eastAsia" w:ascii="宋体" w:hAnsi="宋体" w:eastAsia="宋体"/>
+                <w:sz w:val="21"/>
                 <w:szCs w:val="21"/>
               </w:rPr>
               <w:t>供        方</w:t>
@@ -2159,15 +2316,17 @@
             </w:pPr>
             <w:r>
               <w:rPr>
-                <w:rFonts w:hint="eastAsia" w:ascii="SimSun" w:hAnsi="SimSun"/>
+                <w:rFonts w:hint="eastAsia" w:ascii="宋体" w:hAnsi="宋体" w:eastAsia="宋体"/>
+                <w:sz w:val="21"/>
                 <w:szCs w:val="21"/>
               </w:rPr>
               <w:t xml:space="preserve">单位名称（章）：{{r supplierName }} </w:t>
             </w:r>
             <w:r>
               <w:rPr>
-                <w:rFonts w:hint="eastAsia" w:eastAsia="仿宋"/>
-                <w:color w:val="000000"/>
+                <w:rFonts w:hint="eastAsia" w:eastAsia="宋体" w:ascii="宋体" w:hAnsi="宋体"/>
+                <w:color w:val="000000"/>
+                <w:sz w:val="21"/>
                 <w:szCs w:val="21"/>
                 <w:highlight w:val="none"/>
                 <w:lang w:val="en-US" w:eastAsia="zh-CN"/>
@@ -2189,10 +2348,10 @@
       </w:pPr>
       <w:r>
         <w:rPr>
-          <w:rFonts w:ascii="SimSun" w:hAnsi="SimSun" w:cs="Arial"/>
+          <w:rFonts w:ascii="宋体" w:hAnsi="宋体" w:cs="Arial" w:eastAsia="宋体"/>
           <w:color w:val="000000"/>
           <w:kern w:val="0"/>
-          <w:sz w:val="18"/>
+          <w:sz w:val="21"/>
           <w:szCs w:val="18"/>
         </w:rPr>
         <w:t xml:space="preserve"> </w:t>

--- a/agent/contract/templates/zhanweifu/simple-contract.docx
+++ b/agent/contract/templates/zhanweifu/simple-contract.docx
@@ -1521,7 +1521,7 @@
                 <w:sz w:val="21"/>
                 <w:szCs w:val="21"/>
               </w:rPr>
-              <w:t>（大写）人民币{{r totalAmountChinese }}元整（￥{{r totalAmount }}元）</w:t>
+              <w:t>（大写）{{r totalAmountChinese }}（￥{{r totalAmount }}元）</w:t>
             </w:r>
             <w:r>
               <w:rPr>
